--- a/aws beanstalk_10feb2026 Day_7.docx
+++ b/aws beanstalk_10feb2026 Day_7.docx
@@ -26,8 +26,6 @@
           <w:lang w:val="en-US"/>
         </w:rPr>
       </w:pPr>
-      <w:bookmarkStart w:id="0" w:name="_GoBack"/>
-      <w:bookmarkEnd w:id="0"/>
       <w:r>
         <w:rPr>
           <w:rFonts w:hint="default" w:ascii="Times New Roman" w:hAnsi="Times New Roman" w:cs="Times New Roman"/>
@@ -77,7 +75,6 @@
           <w:spacing w:val="0"/>
           <w:sz w:val="24"/>
           <w:szCs w:val="24"/>
-          <w:bdr w:val="none" w:color="auto" w:sz="0" w:space="0"/>
           <w:shd w:val="clear" w:fill="FFFFFF"/>
           <w:lang w:val="en-US"/>
         </w:rPr>
@@ -89,8 +86,10 @@
           <w:szCs w:val="24"/>
           <w:lang w:val="en-US"/>
         </w:rPr>
-        <w:t xml:space="preserve">What is Amazon elastic </w:t>
-      </w:r>
+        <w:t xml:space="preserve">What is Amazon </w:t>
+      </w:r>
+      <w:bookmarkStart w:id="0" w:name="_GoBack"/>
+      <w:bookmarkEnd w:id="0"/>
       <w:r>
         <w:rPr>
           <w:rFonts w:hint="default" w:ascii="Times New Roman" w:hAnsi="Times New Roman" w:eastAsia="Arial" w:cs="Times New Roman"/>
@@ -103,7 +102,6 @@
           <w:spacing w:val="0"/>
           <w:sz w:val="24"/>
           <w:szCs w:val="24"/>
-          <w:bdr w:val="none" w:color="auto" w:sz="0" w:space="0"/>
           <w:shd w:val="clear" w:fill="FFFFFF"/>
         </w:rPr>
         <w:t>Elastic Beanstalk</w:t>
@@ -120,7 +118,6 @@
           <w:spacing w:val="0"/>
           <w:sz w:val="24"/>
           <w:szCs w:val="24"/>
-          <w:bdr w:val="none" w:color="auto" w:sz="0" w:space="0"/>
           <w:shd w:val="clear" w:fill="FFFFFF"/>
           <w:lang w:val="en-US"/>
         </w:rPr>
@@ -1716,15 +1713,7 @@
           <w:sz w:val="24"/>
           <w:szCs w:val="24"/>
         </w:rPr>
-        <w:t>To avoid 502 errors while deploying Spring Boot on Elastic Beanstalk, the application must run on port 8080, Nginx configuration should be left to Elastic Beanstalk, and the backend service must start successfully with proper RDS connectivity and security group configuration</w:t>
-      </w:r>
-      <w:r>
-        <w:rPr>
-          <w:rFonts w:hint="default" w:ascii="Times New Roman" w:hAnsi="Times New Roman" w:eastAsia="SimSun" w:cs="Times New Roman"/>
-          <w:sz w:val="24"/>
-          <w:szCs w:val="24"/>
-        </w:rPr>
-        <w:t>.</w:t>
+        <w:t>To avoid 502 errors while deploying Spring Boot on Elastic Beanstalk, the application must run on port 8080, Nginx configuration should be left to Elastic Beanstalk, and the backend service must start successfully with proper RDS connectivity and security group configuration.</w:t>
       </w:r>
     </w:p>
     <w:p>
@@ -3185,6 +3174,7 @@
       <w:jc w:val="left"/>
     </w:pPr>
     <w:rPr>
+      <w:rFonts w:ascii="Times New Roman" w:hAnsi="Times New Roman" w:eastAsia="SimSun" w:cs="Times New Roman"/>
       <w:kern w:val="0"/>
       <w:sz w:val="24"/>
       <w:szCs w:val="24"/>
